--- a/sba_application/13_checklist_response_2026-07-16/9 Lease Summary and Flags.docx
+++ b/sba_application/13_checklist_response_2026-07-16/9 Lease Summary and Flags.docx
@@ -471,7 +471,7 @@
           <w:b w:val="0"/>
           <w:sz w:val="20"/>
         </w:rPr>
-        <w:t>5. RENT MATCHES THE MODEL: ~$2,143/mo all-in is consistent with the rent line in the Rev 3.00 proforma and the working-capital draw schedule - no reconciliation needed.</w:t>
+        <w:t>5. RENT MATCHES THE MODEL: ~$2,143/mo all-in is consistent with the rent line in the Rev 4.10 proforma and the working-capital draw schedule - no reconciliation needed.</w:t>
       </w:r>
     </w:p>
     <w:sectPr>

--- a/sba_application/13_checklist_response_2026-07-16/9 Lease Summary and Flags.docx
+++ b/sba_application/13_checklist_response_2026-07-16/9 Lease Summary and Flags.docx
@@ -5,6 +5,7 @@
     <w:p>
       <w:pPr>
         <w:pStyle w:val="Title"/>
+        <w:keepNext/>
       </w:pPr>
       <w:r>
         <w:t>Executed Office Lease - Summary &amp; Flags</w:t>
@@ -22,6 +23,7 @@
     <w:p>
       <w:pPr>
         <w:pStyle w:val="Heading1"/>
+        <w:keepNext/>
       </w:pPr>
       <w:r>
         <w:rPr>
@@ -41,6 +43,9 @@
         <w:gridCol w:w="4320"/>
       </w:tblGrid>
       <w:tr>
+        <w:trPr>
+          <w:tblHeader w:val="true"/>
+        </w:trPr>
         <w:tc>
           <w:tcPr>
             <w:tcW w:type="dxa" w:w="4320"/>
@@ -421,6 +426,7 @@
     <w:p>
       <w:pPr>
         <w:pStyle w:val="Heading1"/>
+        <w:keepNext/>
       </w:pPr>
       <w:r>
         <w:rPr>
@@ -475,13 +481,58 @@
       </w:r>
     </w:p>
     <w:sectPr>
+      <w:footerReference w:type="default" r:id="rId9"/>
       <w:pgSz w:w="12240" w:h="15840"/>
-      <w:pgMar w:top="1440" w:right="1800" w:bottom="1440" w:left="1800" w:header="720" w:footer="720" w:gutter="0"/>
+      <w:pgMar w:top="1296" w:right="1440" w:bottom="1296" w:left="1440" w:header="720" w:footer="720" w:gutter="0"/>
       <w:cols w:space="720"/>
       <w:docGrid w:linePitch="360"/>
     </w:sectPr>
   </w:body>
 </w:document>
+</file>
+
+<file path=word/footer1.xml><?xml version="1.0" encoding="utf-8"?>
+<w:ftr xmlns:m="http://schemas.openxmlformats.org/officeDocument/2006/math" xmlns:mc="http://schemas.openxmlformats.org/markup-compatibility/2006" xmlns:mo="http://schemas.microsoft.com/office/mac/office/2008/main" xmlns:mv="urn:schemas-microsoft-com:mac:vml" xmlns:o="urn:schemas-microsoft-com:office:office" xmlns:r="http://schemas.openxmlformats.org/officeDocument/2006/relationships" xmlns:v="urn:schemas-microsoft-com:vml" xmlns:w10="urn:schemas-microsoft-com:office:word" xmlns:w14="http://schemas.microsoft.com/office/word/2010/wordml" xmlns:w="http://schemas.openxmlformats.org/wordprocessingml/2006/main" xmlns:wne="http://schemas.microsoft.com/office/word/2006/wordml" xmlns:wp14="http://schemas.microsoft.com/office/word/2010/wordprocessingDrawing" xmlns:wp="http://schemas.openxmlformats.org/drawingml/2006/wordprocessingDrawing" xmlns:wpc="http://schemas.microsoft.com/office/word/2010/wordprocessingCanvas" xmlns:wpg="http://schemas.microsoft.com/office/word/2010/wordprocessingGroup" xmlns:wpi="http://schemas.microsoft.com/office/word/2010/wordprocessingInk" xmlns:wps="http://schemas.microsoft.com/office/word/2010/wordprocessingShape" mc:Ignorable="w14 wp14">
+  <w:p>
+    <w:pPr>
+      <w:pStyle w:val="Footer"/>
+    </w:pPr>
+    <w:r>
+      <w:rPr>
+        <w:sz w:val="16"/>
+      </w:rPr>
+      <w:t xml:space="preserve">Azalea Hospice - Lease Summary | Confidential | </w:t>
+    </w:r>
+    <w:r>
+      <w:rPr>
+        <w:sz w:val="16"/>
+      </w:rPr>
+      <w:t xml:space="preserve">Page </w:t>
+    </w:r>
+    <w:r>
+      <w:rPr>
+        <w:sz w:val="16"/>
+      </w:rPr>
+      <w:fldChar w:fldCharType="begin"/>
+      <w:instrText xml:space="preserve">PAGE</w:instrText>
+      <w:fldChar w:fldCharType="end"/>
+    </w:r>
+    <w:r>
+      <w:rPr>
+        <w:sz w:val="16"/>
+      </w:rPr>
+      <w:t xml:space="preserve"> of </w:t>
+    </w:r>
+    <w:r>
+      <w:rPr>
+        <w:sz w:val="16"/>
+      </w:rPr>
+      <w:fldChar w:fldCharType="begin"/>
+      <w:instrText xml:space="preserve">NUMPAGES</w:instrText>
+      <w:fldChar w:fldCharType="end"/>
+    </w:r>
+  </w:p>
+</w:ftr>
 </file>
 
 <file path=word/numbering.xml><?xml version="1.0" encoding="utf-8"?>

--- a/sba_application/13_checklist_response_2026-07-16/9 Lease Summary and Flags.docx
+++ b/sba_application/13_checklist_response_2026-07-16/9 Lease Summary and Flags.docx
@@ -899,7 +899,7 @@
     <w:qFormat/>
     <w:rsid w:val="00FC693F"/>
     <w:rPr>
-      <w:rFonts w:ascii="Calibri" w:hAnsi="Calibri"/>
+      <w:rFonts w:ascii="Aptos" w:hAnsi="Aptos"/>
       <w:sz w:val="20"/>
     </w:rPr>
   </w:style>
@@ -962,7 +962,7 @@
       <w:outlineLvl w:val="0"/>
     </w:pPr>
     <w:rPr>
-      <w:rFonts w:asciiTheme="majorHAnsi" w:eastAsiaTheme="majorEastAsia" w:hAnsiTheme="majorHAnsi" w:cstheme="majorBidi"/>
+      <w:rFonts w:asciiTheme="majorHAnsi" w:eastAsiaTheme="majorEastAsia" w:hAnsiTheme="majorHAnsi" w:cstheme="majorBidi" w:ascii="Aptos Display" w:hAnsi="Aptos Display"/>
       <w:b/>
       <w:bCs/>
       <w:color w:val="365F91" w:themeColor="accent1" w:themeShade="BF"/>
@@ -986,7 +986,7 @@
       <w:outlineLvl w:val="1"/>
     </w:pPr>
     <w:rPr>
-      <w:rFonts w:asciiTheme="majorHAnsi" w:eastAsiaTheme="majorEastAsia" w:hAnsiTheme="majorHAnsi" w:cstheme="majorBidi"/>
+      <w:rFonts w:asciiTheme="majorHAnsi" w:eastAsiaTheme="majorEastAsia" w:hAnsiTheme="majorHAnsi" w:cstheme="majorBidi" w:ascii="Aptos Display" w:hAnsi="Aptos Display"/>
       <w:b/>
       <w:bCs/>
       <w:color w:val="4F81BD" w:themeColor="accent1"/>
@@ -1010,7 +1010,7 @@
       <w:outlineLvl w:val="2"/>
     </w:pPr>
     <w:rPr>
-      <w:rFonts w:asciiTheme="majorHAnsi" w:eastAsiaTheme="majorEastAsia" w:hAnsiTheme="majorHAnsi" w:cstheme="majorBidi"/>
+      <w:rFonts w:asciiTheme="majorHAnsi" w:eastAsiaTheme="majorEastAsia" w:hAnsiTheme="majorHAnsi" w:cstheme="majorBidi" w:ascii="Aptos Display" w:hAnsi="Aptos Display"/>
       <w:b/>
       <w:bCs/>
       <w:color w:val="4F81BD" w:themeColor="accent1"/>
@@ -1033,7 +1033,7 @@
       <w:outlineLvl w:val="3"/>
     </w:pPr>
     <w:rPr>
-      <w:rFonts w:asciiTheme="majorHAnsi" w:eastAsiaTheme="majorEastAsia" w:hAnsiTheme="majorHAnsi" w:cstheme="majorBidi"/>
+      <w:rFonts w:asciiTheme="majorHAnsi" w:eastAsiaTheme="majorEastAsia" w:hAnsiTheme="majorHAnsi" w:cstheme="majorBidi" w:ascii="Aptos Display" w:hAnsi="Aptos Display"/>
       <w:b/>
       <w:bCs/>
       <w:i/>
@@ -1191,6 +1191,9 @@
     <w:pPr>
       <w:spacing w:after="0" w:line="240" w:lineRule="auto"/>
     </w:pPr>
+    <w:rPr>
+      <w:rFonts w:ascii="Aptos" w:hAnsi="Aptos"/>
+    </w:rPr>
   </w:style>
   <w:style w:type="character" w:customStyle="1" w:styleId="Heading1Char">
     <w:name w:val="Heading 1 Char"/>
@@ -1251,7 +1254,7 @@
       <w:contextualSpacing/>
     </w:pPr>
     <w:rPr>
-      <w:rFonts w:asciiTheme="majorHAnsi" w:eastAsiaTheme="majorEastAsia" w:hAnsiTheme="majorHAnsi" w:cstheme="majorBidi"/>
+      <w:rFonts w:asciiTheme="majorHAnsi" w:eastAsiaTheme="majorEastAsia" w:hAnsiTheme="majorHAnsi" w:cstheme="majorBidi" w:ascii="Aptos Display" w:hAnsi="Aptos Display"/>
       <w:color w:val="17365D" w:themeColor="text2" w:themeShade="BF"/>
       <w:spacing w:val="5"/>
       <w:kern w:val="28"/>
@@ -1288,7 +1291,7 @@
       </w:numPr>
     </w:pPr>
     <w:rPr>
-      <w:rFonts w:asciiTheme="majorHAnsi" w:eastAsiaTheme="majorEastAsia" w:hAnsiTheme="majorHAnsi" w:cstheme="majorBidi"/>
+      <w:rFonts w:asciiTheme="majorHAnsi" w:eastAsiaTheme="majorEastAsia" w:hAnsiTheme="majorHAnsi" w:cstheme="majorBidi" w:ascii="Aptos Display" w:hAnsi="Aptos Display"/>
       <w:i/>
       <w:iCs/>
       <w:color w:val="4F81BD" w:themeColor="accent1"/>
@@ -1323,6 +1326,9 @@
       <w:ind w:left="720"/>
       <w:contextualSpacing/>
     </w:pPr>
+    <w:rPr>
+      <w:rFonts w:ascii="Aptos" w:hAnsi="Aptos"/>
+    </w:rPr>
   </w:style>
   <w:style w:type="paragraph" w:styleId="BodyText">
     <w:name w:val="Body Text"/>
@@ -1334,6 +1340,9 @@
     <w:pPr>
       <w:spacing w:after="120"/>
     </w:pPr>
+    <w:rPr>
+      <w:rFonts w:ascii="Aptos" w:hAnsi="Aptos"/>
+    </w:rPr>
   </w:style>
   <w:style w:type="character" w:customStyle="1" w:styleId="BodyTextChar">
     <w:name w:val="Body Text Char"/>
@@ -1431,6 +1440,9 @@
       </w:numPr>
       <w:contextualSpacing/>
     </w:pPr>
+    <w:rPr>
+      <w:rFonts w:ascii="Aptos" w:hAnsi="Aptos"/>
+    </w:rPr>
   </w:style>
   <w:style w:type="paragraph" w:styleId="ListBullet2">
     <w:name w:val="List Bullet 2"/>
@@ -1470,6 +1482,9 @@
       </w:numPr>
       <w:contextualSpacing/>
     </w:pPr>
+    <w:rPr>
+      <w:rFonts w:ascii="Aptos" w:hAnsi="Aptos"/>
+    </w:rPr>
   </w:style>
   <w:style w:type="paragraph" w:styleId="ListNumber2">
     <w:name w:val="List Number 2"/>
